--- a/a7/packages/A7 Unit 3 - Exponents and Scientific Notation/Question Banks/A7 3.05  Question Bank.docx
+++ b/a7/packages/A7 Unit 3 - Exponents and Scientific Notation/Question Banks/A7 3.05  Question Bank.docx
@@ -1994,7 +1994,7 @@
                     <a:graphicData uri="http://schemas.openxmlformats.org/drawingml/2006/picture">
                       <pic:pic>
                         <pic:nvPicPr>
-                          <pic:cNvPr id="0" name="bacf496cd362657b.png"/>
+                          <pic:cNvPr id="0" name="cdbc3adf73c272f0.png"/>
                           <pic:cNvPicPr/>
                         </pic:nvPicPr>
                         <pic:blipFill>
@@ -2044,7 +2044,7 @@
             <w:r>
               <w:drawing>
                 <wp:inline xmlns:a="http://schemas.openxmlformats.org/drawingml/2006/main" xmlns:pic="http://schemas.openxmlformats.org/drawingml/2006/picture">
-                  <wp:extent cx="222504" cy="216408"/>
+                  <wp:extent cx="118872" cy="216408"/>
                   <wp:docPr id="25" name="Picture 25"/>
                   <wp:cNvGraphicFramePr>
                     <a:graphicFrameLocks noChangeAspect="1"/>
@@ -2053,7 +2053,7 @@
                     <a:graphicData uri="http://schemas.openxmlformats.org/drawingml/2006/picture">
                       <pic:pic>
                         <pic:nvPicPr>
-                          <pic:cNvPr id="0" name="482f688db9be5dcf.png"/>
+                          <pic:cNvPr id="0" name="bacf496cd362657b.png"/>
                           <pic:cNvPicPr/>
                         </pic:nvPicPr>
                         <pic:blipFill>
@@ -2065,7 +2065,7 @@
                         <pic:spPr>
                           <a:xfrm>
                             <a:off x="0" y="0"/>
-                            <a:ext cx="222504" cy="216408"/>
+                            <a:ext cx="118872" cy="216408"/>
                           </a:xfrm>
                           <a:prstGeom prst="rect"/>
                         </pic:spPr>
@@ -2103,7 +2103,7 @@
             <w:r>
               <w:drawing>
                 <wp:inline xmlns:a="http://schemas.openxmlformats.org/drawingml/2006/main" xmlns:pic="http://schemas.openxmlformats.org/drawingml/2006/picture">
-                  <wp:extent cx="118872" cy="216408"/>
+                  <wp:extent cx="222504" cy="216408"/>
                   <wp:docPr id="26" name="Picture 26"/>
                   <wp:cNvGraphicFramePr>
                     <a:graphicFrameLocks noChangeAspect="1"/>
@@ -2112,7 +2112,7 @@
                     <a:graphicData uri="http://schemas.openxmlformats.org/drawingml/2006/picture">
                       <pic:pic>
                         <pic:nvPicPr>
-                          <pic:cNvPr id="0" name="cdbc3adf73c272f0.png"/>
+                          <pic:cNvPr id="0" name="482f688db9be5dcf.png"/>
                           <pic:cNvPicPr/>
                         </pic:nvPicPr>
                         <pic:blipFill>
@@ -2124,7 +2124,7 @@
                         <pic:spPr>
                           <a:xfrm>
                             <a:off x="0" y="0"/>
-                            <a:ext cx="118872" cy="216408"/>
+                            <a:ext cx="222504" cy="216408"/>
                           </a:xfrm>
                           <a:prstGeom prst="rect"/>
                         </pic:spPr>
